--- a/8_KI-Aufbaumodule/KI-A1/KI-A1.2_ÜberwachtesLernen-Regression.docx
+++ b/8_KI-Aufbaumodule/KI-A1/KI-A1.2_ÜberwachtesLernen-Regression.docx
@@ -1,6 +1,6 @@
 
 <file path=word/document.xml><?xml version="1.0" encoding="utf-8"?>
-<w:document xmlns:wpc="http://schemas.microsoft.com/office/word/2010/wordprocessingCanvas" xmlns:cx="http://schemas.microsoft.com/office/drawing/2014/chartex" xmlns:cx1="http://schemas.microsoft.com/office/drawing/2015/9/8/chartex" xmlns:cx2="http://schemas.microsoft.com/office/drawing/2015/10/21/chartex" xmlns:cx3="http://schemas.microsoft.com/office/drawing/2016/5/9/chartex" xmlns:cx4="http://schemas.microsoft.com/office/drawing/2016/5/10/chartex" xmlns:cx5="http://schemas.microsoft.com/office/drawing/2016/5/11/chartex" xmlns:cx6="http://schemas.microsoft.com/office/drawing/2016/5/12/chartex" xmlns:cx7="http://schemas.microsoft.com/office/drawing/2016/5/13/chartex" xmlns:cx8="http://schemas.microsoft.com/office/drawing/2016/5/14/chartex" xmlns:mc="http://schemas.openxmlformats.org/markup-compatibility/2006" xmlns:aink="http://schemas.microsoft.com/office/drawing/2016/ink" xmlns:am3d="http://schemas.microsoft.com/office/drawing/2017/model3d" xmlns:o="urn:schemas-microsoft-com:office:office" xmlns:r="http://schemas.openxmlformats.org/officeDocument/2006/relationships" xmlns:m="http://schemas.openxmlformats.org/officeDocument/2006/math" xmlns:v="urn:schemas-microsoft-com:vml" xmlns:wp14="http://schemas.microsoft.com/office/word/2010/wordprocessingDrawing" xmlns:wp="http://schemas.openxmlformats.org/drawingml/2006/wordprocessingDrawing" xmlns:w10="urn:schemas-microsoft-com:office:word" xmlns:w="http://schemas.openxmlformats.org/wordprocessingml/2006/main" xmlns:w14="http://schemas.microsoft.com/office/word/2010/wordml" xmlns:w15="http://schemas.microsoft.com/office/word/2012/wordml" xmlns:w16cex="http://schemas.microsoft.com/office/word/2018/wordml/cex" xmlns:w16cid="http://schemas.microsoft.com/office/word/2016/wordml/cid" xmlns:w16="http://schemas.microsoft.com/office/word/2018/wordml" xmlns:w16sdtdh="http://schemas.microsoft.com/office/word/2020/wordml/sdtdatahash" xmlns:w16se="http://schemas.microsoft.com/office/word/2015/wordml/symex" xmlns:wpg="http://schemas.microsoft.com/office/word/2010/wordprocessingGroup" xmlns:wpi="http://schemas.microsoft.com/office/word/2010/wordprocessingInk" xmlns:wne="http://schemas.microsoft.com/office/word/2006/wordml" xmlns:wps="http://schemas.microsoft.com/office/word/2010/wordprocessingShape" mc:Ignorable="w14 w15 w16se w16cid w16 w16cex w16sdtdh wp14">
+<w:document xmlns:wpc="http://schemas.microsoft.com/office/word/2010/wordprocessingCanvas" xmlns:cx="http://schemas.microsoft.com/office/drawing/2014/chartex" xmlns:cx1="http://schemas.microsoft.com/office/drawing/2015/9/8/chartex" xmlns:cx2="http://schemas.microsoft.com/office/drawing/2015/10/21/chartex" xmlns:cx3="http://schemas.microsoft.com/office/drawing/2016/5/9/chartex" xmlns:cx4="http://schemas.microsoft.com/office/drawing/2016/5/10/chartex" xmlns:cx5="http://schemas.microsoft.com/office/drawing/2016/5/11/chartex" xmlns:cx6="http://schemas.microsoft.com/office/drawing/2016/5/12/chartex" xmlns:cx7="http://schemas.microsoft.com/office/drawing/2016/5/13/chartex" xmlns:cx8="http://schemas.microsoft.com/office/drawing/2016/5/14/chartex" xmlns:mc="http://schemas.openxmlformats.org/markup-compatibility/2006" xmlns:aink="http://schemas.microsoft.com/office/drawing/2016/ink" xmlns:am3d="http://schemas.microsoft.com/office/drawing/2017/model3d" xmlns:o="urn:schemas-microsoft-com:office:office" xmlns:oel="http://schemas.microsoft.com/office/2019/extlst" xmlns:r="http://schemas.openxmlformats.org/officeDocument/2006/relationships" xmlns:m="http://schemas.openxmlformats.org/officeDocument/2006/math" xmlns:v="urn:schemas-microsoft-com:vml" xmlns:wp14="http://schemas.microsoft.com/office/word/2010/wordprocessingDrawing" xmlns:wp="http://schemas.openxmlformats.org/drawingml/2006/wordprocessingDrawing" xmlns:w10="urn:schemas-microsoft-com:office:word" xmlns:w="http://schemas.openxmlformats.org/wordprocessingml/2006/main" xmlns:w14="http://schemas.microsoft.com/office/word/2010/wordml" xmlns:w15="http://schemas.microsoft.com/office/word/2012/wordml" xmlns:w16cex="http://schemas.microsoft.com/office/word/2018/wordml/cex" xmlns:w16cid="http://schemas.microsoft.com/office/word/2016/wordml/cid" xmlns:w16="http://schemas.microsoft.com/office/word/2018/wordml" xmlns:w16sdtdh="http://schemas.microsoft.com/office/word/2020/wordml/sdtdatahash" xmlns:w16se="http://schemas.microsoft.com/office/word/2015/wordml/symex" xmlns:wpg="http://schemas.microsoft.com/office/word/2010/wordprocessingGroup" xmlns:wpi="http://schemas.microsoft.com/office/word/2010/wordprocessingInk" xmlns:wne="http://schemas.microsoft.com/office/word/2006/wordml" xmlns:wps="http://schemas.microsoft.com/office/word/2010/wordprocessingShape" mc:Ignorable="w14 w15 w16se w16cid w16 w16cex w16sdtdh wp14">
   <w:body>
     <w:p>
       <w:pPr>
@@ -265,7 +265,21 @@
         <w:rPr>
           <w:rFonts w:ascii="Arial" w:hAnsi="Arial" w:cs="Arial"/>
         </w:rPr>
-        <w:t>b) Triff nun mithilfe deiner Gerade eine Vorhersage wie hoch der Preis für ein Haus mit 180m² Fläche ist: ________________________________</w:t>
+        <w:t xml:space="preserve">b) Triff nun </w:t>
+      </w:r>
+      <w:proofErr w:type="gramStart"/>
+      <w:r>
+        <w:rPr>
+          <w:rFonts w:ascii="Arial" w:hAnsi="Arial" w:cs="Arial"/>
+        </w:rPr>
+        <w:t>mithilfe deiner Gerade</w:t>
+      </w:r>
+      <w:proofErr w:type="gramEnd"/>
+      <w:r>
+        <w:rPr>
+          <w:rFonts w:ascii="Arial" w:hAnsi="Arial" w:cs="Arial"/>
+        </w:rPr>
+        <w:t xml:space="preserve"> eine Vorhersage wie hoch der Preis für ein Haus mit 180m² Fläche ist: ________________________________</w:t>
       </w:r>
     </w:p>
     <w:tbl>
@@ -301,9 +315,13 @@
           </w:tcPr>
           <w:p>
             <w:pPr>
+              <w:jc w:val="both"/>
               <w:rPr>
                 <w:rFonts w:ascii="Arial" w:hAnsi="Arial" w:cs="Arial"/>
               </w:rPr>
+              <w:pPrChange w:id="1" w:author="Imke Endjer" w:date="2023-02-23T09:47:00Z">
+                <w:pPr/>
+              </w:pPrChange>
             </w:pPr>
             <w:r>
               <w:rPr>
@@ -373,8 +391,16 @@
               <w:rPr>
                 <w:rFonts w:ascii="Arial" w:hAnsi="Arial" w:cs="Arial"/>
               </w:rPr>
-              <w:t>“)</w:t>
+              <w:t>“</w:t>
             </w:r>
+            <w:proofErr w:type="gramStart"/>
+            <w:r>
+              <w:rPr>
+                <w:rFonts w:ascii="Arial" w:hAnsi="Arial" w:cs="Arial"/>
+              </w:rPr>
+              <w:t>)</w:t>
+            </w:r>
+            <w:proofErr w:type="gramEnd"/>
             <w:r>
               <w:rPr>
                 <w:rFonts w:ascii="Arial" w:hAnsi="Arial" w:cs="Arial"/>
@@ -549,8 +575,8 @@
           <w:rFonts w:ascii="Arial" w:hAnsi="Arial"/>
         </w:rPr>
       </w:pPr>
-      <w:bookmarkStart w:id="1" w:name="_heading=h.khlhn5828e6g"/>
-      <w:bookmarkEnd w:id="1"/>
+      <w:bookmarkStart w:id="2" w:name="_heading=h.khlhn5828e6g"/>
+      <w:bookmarkEnd w:id="2"/>
       <w:r>
         <w:rPr>
           <w:rFonts w:ascii="Arial" w:hAnsi="Arial"/>
@@ -1133,8 +1159,8 @@
           <w:rFonts w:ascii="Arial" w:hAnsi="Arial"/>
         </w:rPr>
       </w:pPr>
-      <w:bookmarkStart w:id="2" w:name="_heading=h.5gomhjoexzsl"/>
-      <w:bookmarkEnd w:id="2"/>
+      <w:bookmarkStart w:id="3" w:name="_heading=h.5gomhjoexzsl"/>
+      <w:bookmarkEnd w:id="3"/>
       <w:r>
         <w:rPr>
           <w:rFonts w:ascii="Arial" w:hAnsi="Arial"/>
@@ -2274,8 +2300,8 @@
           <w:rFonts w:ascii="Arial" w:hAnsi="Arial"/>
         </w:rPr>
       </w:pPr>
-      <w:bookmarkStart w:id="3" w:name="_heading=h.dms62cs9ovm7"/>
-      <w:bookmarkEnd w:id="3"/>
+      <w:bookmarkStart w:id="4" w:name="_heading=h.dms62cs9ovm7"/>
+      <w:bookmarkEnd w:id="4"/>
       <w:r>
         <w:rPr>
           <w:rFonts w:ascii="Arial" w:hAnsi="Arial"/>
@@ -2333,7 +2359,7 @@
 </file>
 
 <file path=word/endnotes.xml><?xml version="1.0" encoding="utf-8"?>
-<w:endnotes xmlns:wpc="http://schemas.microsoft.com/office/word/2010/wordprocessingCanvas" xmlns:cx="http://schemas.microsoft.com/office/drawing/2014/chartex" xmlns:cx1="http://schemas.microsoft.com/office/drawing/2015/9/8/chartex" xmlns:cx2="http://schemas.microsoft.com/office/drawing/2015/10/21/chartex" xmlns:cx3="http://schemas.microsoft.com/office/drawing/2016/5/9/chartex" xmlns:cx4="http://schemas.microsoft.com/office/drawing/2016/5/10/chartex" xmlns:cx5="http://schemas.microsoft.com/office/drawing/2016/5/11/chartex" xmlns:cx6="http://schemas.microsoft.com/office/drawing/2016/5/12/chartex" xmlns:cx7="http://schemas.microsoft.com/office/drawing/2016/5/13/chartex" xmlns:cx8="http://schemas.microsoft.com/office/drawing/2016/5/14/chartex" xmlns:mc="http://schemas.openxmlformats.org/markup-compatibility/2006" xmlns:aink="http://schemas.microsoft.com/office/drawing/2016/ink" xmlns:am3d="http://schemas.microsoft.com/office/drawing/2017/model3d" xmlns:o="urn:schemas-microsoft-com:office:office" xmlns:r="http://schemas.openxmlformats.org/officeDocument/2006/relationships" xmlns:m="http://schemas.openxmlformats.org/officeDocument/2006/math" xmlns:v="urn:schemas-microsoft-com:vml" xmlns:wp14="http://schemas.microsoft.com/office/word/2010/wordprocessingDrawing" xmlns:wp="http://schemas.openxmlformats.org/drawingml/2006/wordprocessingDrawing" xmlns:w10="urn:schemas-microsoft-com:office:word" xmlns:w="http://schemas.openxmlformats.org/wordprocessingml/2006/main" xmlns:w14="http://schemas.microsoft.com/office/word/2010/wordml" xmlns:w15="http://schemas.microsoft.com/office/word/2012/wordml" xmlns:w16cex="http://schemas.microsoft.com/office/word/2018/wordml/cex" xmlns:w16cid="http://schemas.microsoft.com/office/word/2016/wordml/cid" xmlns:w16="http://schemas.microsoft.com/office/word/2018/wordml" xmlns:w16sdtdh="http://schemas.microsoft.com/office/word/2020/wordml/sdtdatahash" xmlns:w16se="http://schemas.microsoft.com/office/word/2015/wordml/symex" xmlns:wpg="http://schemas.microsoft.com/office/word/2010/wordprocessingGroup" xmlns:wpi="http://schemas.microsoft.com/office/word/2010/wordprocessingInk" xmlns:wne="http://schemas.microsoft.com/office/word/2006/wordml" xmlns:wps="http://schemas.microsoft.com/office/word/2010/wordprocessingShape" mc:Ignorable="w14 w15 w16se w16cid w16 w16cex w16sdtdh wp14">
+<w:endnotes xmlns:wpc="http://schemas.microsoft.com/office/word/2010/wordprocessingCanvas" xmlns:cx="http://schemas.microsoft.com/office/drawing/2014/chartex" xmlns:cx1="http://schemas.microsoft.com/office/drawing/2015/9/8/chartex" xmlns:cx2="http://schemas.microsoft.com/office/drawing/2015/10/21/chartex" xmlns:cx3="http://schemas.microsoft.com/office/drawing/2016/5/9/chartex" xmlns:cx4="http://schemas.microsoft.com/office/drawing/2016/5/10/chartex" xmlns:cx5="http://schemas.microsoft.com/office/drawing/2016/5/11/chartex" xmlns:cx6="http://schemas.microsoft.com/office/drawing/2016/5/12/chartex" xmlns:cx7="http://schemas.microsoft.com/office/drawing/2016/5/13/chartex" xmlns:cx8="http://schemas.microsoft.com/office/drawing/2016/5/14/chartex" xmlns:mc="http://schemas.openxmlformats.org/markup-compatibility/2006" xmlns:aink="http://schemas.microsoft.com/office/drawing/2016/ink" xmlns:am3d="http://schemas.microsoft.com/office/drawing/2017/model3d" xmlns:o="urn:schemas-microsoft-com:office:office" xmlns:oel="http://schemas.microsoft.com/office/2019/extlst" xmlns:r="http://schemas.openxmlformats.org/officeDocument/2006/relationships" xmlns:m="http://schemas.openxmlformats.org/officeDocument/2006/math" xmlns:v="urn:schemas-microsoft-com:vml" xmlns:wp14="http://schemas.microsoft.com/office/word/2010/wordprocessingDrawing" xmlns:wp="http://schemas.openxmlformats.org/drawingml/2006/wordprocessingDrawing" xmlns:w10="urn:schemas-microsoft-com:office:word" xmlns:w="http://schemas.openxmlformats.org/wordprocessingml/2006/main" xmlns:w14="http://schemas.microsoft.com/office/word/2010/wordml" xmlns:w15="http://schemas.microsoft.com/office/word/2012/wordml" xmlns:w16cex="http://schemas.microsoft.com/office/word/2018/wordml/cex" xmlns:w16cid="http://schemas.microsoft.com/office/word/2016/wordml/cid" xmlns:w16="http://schemas.microsoft.com/office/word/2018/wordml" xmlns:w16sdtdh="http://schemas.microsoft.com/office/word/2020/wordml/sdtdatahash" xmlns:w16se="http://schemas.microsoft.com/office/word/2015/wordml/symex" xmlns:wpg="http://schemas.microsoft.com/office/word/2010/wordprocessingGroup" xmlns:wpi="http://schemas.microsoft.com/office/word/2010/wordprocessingInk" xmlns:wne="http://schemas.microsoft.com/office/word/2006/wordml" xmlns:wps="http://schemas.microsoft.com/office/word/2010/wordprocessingShape" mc:Ignorable="w14 w15 w16se w16cid w16 w16cex w16sdtdh wp14">
   <w:endnote w:type="separator" w:id="-1">
     <w:p>
       <w:r>
@@ -2352,7 +2378,7 @@
 </file>
 
 <file path=word/footer1.xml><?xml version="1.0" encoding="utf-8"?>
-<w:ftr xmlns:wpc="http://schemas.microsoft.com/office/word/2010/wordprocessingCanvas" xmlns:cx="http://schemas.microsoft.com/office/drawing/2014/chartex" xmlns:cx1="http://schemas.microsoft.com/office/drawing/2015/9/8/chartex" xmlns:cx2="http://schemas.microsoft.com/office/drawing/2015/10/21/chartex" xmlns:cx3="http://schemas.microsoft.com/office/drawing/2016/5/9/chartex" xmlns:cx4="http://schemas.microsoft.com/office/drawing/2016/5/10/chartex" xmlns:cx5="http://schemas.microsoft.com/office/drawing/2016/5/11/chartex" xmlns:cx6="http://schemas.microsoft.com/office/drawing/2016/5/12/chartex" xmlns:cx7="http://schemas.microsoft.com/office/drawing/2016/5/13/chartex" xmlns:cx8="http://schemas.microsoft.com/office/drawing/2016/5/14/chartex" xmlns:mc="http://schemas.openxmlformats.org/markup-compatibility/2006" xmlns:aink="http://schemas.microsoft.com/office/drawing/2016/ink" xmlns:am3d="http://schemas.microsoft.com/office/drawing/2017/model3d" xmlns:o="urn:schemas-microsoft-com:office:office" xmlns:r="http://schemas.openxmlformats.org/officeDocument/2006/relationships" xmlns:m="http://schemas.openxmlformats.org/officeDocument/2006/math" xmlns:v="urn:schemas-microsoft-com:vml" xmlns:wp14="http://schemas.microsoft.com/office/word/2010/wordprocessingDrawing" xmlns:wp="http://schemas.openxmlformats.org/drawingml/2006/wordprocessingDrawing" xmlns:w10="urn:schemas-microsoft-com:office:word" xmlns:w="http://schemas.openxmlformats.org/wordprocessingml/2006/main" xmlns:w14="http://schemas.microsoft.com/office/word/2010/wordml" xmlns:w15="http://schemas.microsoft.com/office/word/2012/wordml" xmlns:w16cex="http://schemas.microsoft.com/office/word/2018/wordml/cex" xmlns:w16cid="http://schemas.microsoft.com/office/word/2016/wordml/cid" xmlns:w16="http://schemas.microsoft.com/office/word/2018/wordml" xmlns:w16sdtdh="http://schemas.microsoft.com/office/word/2020/wordml/sdtdatahash" xmlns:w16se="http://schemas.microsoft.com/office/word/2015/wordml/symex" xmlns:wpg="http://schemas.microsoft.com/office/word/2010/wordprocessingGroup" xmlns:wpi="http://schemas.microsoft.com/office/word/2010/wordprocessingInk" xmlns:wne="http://schemas.microsoft.com/office/word/2006/wordml" xmlns:wps="http://schemas.microsoft.com/office/word/2010/wordprocessingShape" mc:Ignorable="w14 w15 w16se w16cid w16 w16cex w16sdtdh wp14">
+<w:ftr xmlns:wpc="http://schemas.microsoft.com/office/word/2010/wordprocessingCanvas" xmlns:cx="http://schemas.microsoft.com/office/drawing/2014/chartex" xmlns:cx1="http://schemas.microsoft.com/office/drawing/2015/9/8/chartex" xmlns:cx2="http://schemas.microsoft.com/office/drawing/2015/10/21/chartex" xmlns:cx3="http://schemas.microsoft.com/office/drawing/2016/5/9/chartex" xmlns:cx4="http://schemas.microsoft.com/office/drawing/2016/5/10/chartex" xmlns:cx5="http://schemas.microsoft.com/office/drawing/2016/5/11/chartex" xmlns:cx6="http://schemas.microsoft.com/office/drawing/2016/5/12/chartex" xmlns:cx7="http://schemas.microsoft.com/office/drawing/2016/5/13/chartex" xmlns:cx8="http://schemas.microsoft.com/office/drawing/2016/5/14/chartex" xmlns:mc="http://schemas.openxmlformats.org/markup-compatibility/2006" xmlns:aink="http://schemas.microsoft.com/office/drawing/2016/ink" xmlns:am3d="http://schemas.microsoft.com/office/drawing/2017/model3d" xmlns:o="urn:schemas-microsoft-com:office:office" xmlns:oel="http://schemas.microsoft.com/office/2019/extlst" xmlns:r="http://schemas.openxmlformats.org/officeDocument/2006/relationships" xmlns:m="http://schemas.openxmlformats.org/officeDocument/2006/math" xmlns:v="urn:schemas-microsoft-com:vml" xmlns:wp14="http://schemas.microsoft.com/office/word/2010/wordprocessingDrawing" xmlns:wp="http://schemas.openxmlformats.org/drawingml/2006/wordprocessingDrawing" xmlns:w10="urn:schemas-microsoft-com:office:word" xmlns:w="http://schemas.openxmlformats.org/wordprocessingml/2006/main" xmlns:w14="http://schemas.microsoft.com/office/word/2010/wordml" xmlns:w15="http://schemas.microsoft.com/office/word/2012/wordml" xmlns:w16cex="http://schemas.microsoft.com/office/word/2018/wordml/cex" xmlns:w16cid="http://schemas.microsoft.com/office/word/2016/wordml/cid" xmlns:w16="http://schemas.microsoft.com/office/word/2018/wordml" xmlns:w16sdtdh="http://schemas.microsoft.com/office/word/2020/wordml/sdtdatahash" xmlns:w16se="http://schemas.microsoft.com/office/word/2015/wordml/symex" xmlns:wpg="http://schemas.microsoft.com/office/word/2010/wordprocessingGroup" xmlns:wpi="http://schemas.microsoft.com/office/word/2010/wordprocessingInk" xmlns:wne="http://schemas.microsoft.com/office/word/2006/wordml" xmlns:wps="http://schemas.microsoft.com/office/word/2010/wordprocessingShape" mc:Ignorable="w14 w15 w16se w16cid w16 w16cex w16sdtdh wp14">
   <w:p>
     <w:pPr>
       <w:pStyle w:val="Fuzeile"/>
@@ -2362,7 +2388,7 @@
 </file>
 
 <file path=word/footer2.xml><?xml version="1.0" encoding="utf-8"?>
-<w:ftr xmlns:wpc="http://schemas.microsoft.com/office/word/2010/wordprocessingCanvas" xmlns:cx="http://schemas.microsoft.com/office/drawing/2014/chartex" xmlns:cx1="http://schemas.microsoft.com/office/drawing/2015/9/8/chartex" xmlns:cx2="http://schemas.microsoft.com/office/drawing/2015/10/21/chartex" xmlns:cx3="http://schemas.microsoft.com/office/drawing/2016/5/9/chartex" xmlns:cx4="http://schemas.microsoft.com/office/drawing/2016/5/10/chartex" xmlns:cx5="http://schemas.microsoft.com/office/drawing/2016/5/11/chartex" xmlns:cx6="http://schemas.microsoft.com/office/drawing/2016/5/12/chartex" xmlns:cx7="http://schemas.microsoft.com/office/drawing/2016/5/13/chartex" xmlns:cx8="http://schemas.microsoft.com/office/drawing/2016/5/14/chartex" xmlns:mc="http://schemas.openxmlformats.org/markup-compatibility/2006" xmlns:aink="http://schemas.microsoft.com/office/drawing/2016/ink" xmlns:am3d="http://schemas.microsoft.com/office/drawing/2017/model3d" xmlns:o="urn:schemas-microsoft-com:office:office" xmlns:r="http://schemas.openxmlformats.org/officeDocument/2006/relationships" xmlns:m="http://schemas.openxmlformats.org/officeDocument/2006/math" xmlns:v="urn:schemas-microsoft-com:vml" xmlns:wp14="http://schemas.microsoft.com/office/word/2010/wordprocessingDrawing" xmlns:wp="http://schemas.openxmlformats.org/drawingml/2006/wordprocessingDrawing" xmlns:w10="urn:schemas-microsoft-com:office:word" xmlns:w="http://schemas.openxmlformats.org/wordprocessingml/2006/main" xmlns:w14="http://schemas.microsoft.com/office/word/2010/wordml" xmlns:w15="http://schemas.microsoft.com/office/word/2012/wordml" xmlns:w16cex="http://schemas.microsoft.com/office/word/2018/wordml/cex" xmlns:w16cid="http://schemas.microsoft.com/office/word/2016/wordml/cid" xmlns:w16="http://schemas.microsoft.com/office/word/2018/wordml" xmlns:w16sdtdh="http://schemas.microsoft.com/office/word/2020/wordml/sdtdatahash" xmlns:w16se="http://schemas.microsoft.com/office/word/2015/wordml/symex" xmlns:wpg="http://schemas.microsoft.com/office/word/2010/wordprocessingGroup" xmlns:wpi="http://schemas.microsoft.com/office/word/2010/wordprocessingInk" xmlns:wne="http://schemas.microsoft.com/office/word/2006/wordml" xmlns:wps="http://schemas.microsoft.com/office/word/2010/wordprocessingShape" mc:Ignorable="w14 w15 w16se w16cid w16 w16cex w16sdtdh wp14">
+<w:ftr xmlns:wpc="http://schemas.microsoft.com/office/word/2010/wordprocessingCanvas" xmlns:cx="http://schemas.microsoft.com/office/drawing/2014/chartex" xmlns:cx1="http://schemas.microsoft.com/office/drawing/2015/9/8/chartex" xmlns:cx2="http://schemas.microsoft.com/office/drawing/2015/10/21/chartex" xmlns:cx3="http://schemas.microsoft.com/office/drawing/2016/5/9/chartex" xmlns:cx4="http://schemas.microsoft.com/office/drawing/2016/5/10/chartex" xmlns:cx5="http://schemas.microsoft.com/office/drawing/2016/5/11/chartex" xmlns:cx6="http://schemas.microsoft.com/office/drawing/2016/5/12/chartex" xmlns:cx7="http://schemas.microsoft.com/office/drawing/2016/5/13/chartex" xmlns:cx8="http://schemas.microsoft.com/office/drawing/2016/5/14/chartex" xmlns:mc="http://schemas.openxmlformats.org/markup-compatibility/2006" xmlns:aink="http://schemas.microsoft.com/office/drawing/2016/ink" xmlns:am3d="http://schemas.microsoft.com/office/drawing/2017/model3d" xmlns:o="urn:schemas-microsoft-com:office:office" xmlns:oel="http://schemas.microsoft.com/office/2019/extlst" xmlns:r="http://schemas.openxmlformats.org/officeDocument/2006/relationships" xmlns:m="http://schemas.openxmlformats.org/officeDocument/2006/math" xmlns:v="urn:schemas-microsoft-com:vml" xmlns:wp14="http://schemas.microsoft.com/office/word/2010/wordprocessingDrawing" xmlns:wp="http://schemas.openxmlformats.org/drawingml/2006/wordprocessingDrawing" xmlns:w10="urn:schemas-microsoft-com:office:word" xmlns:w="http://schemas.openxmlformats.org/wordprocessingml/2006/main" xmlns:w14="http://schemas.microsoft.com/office/word/2010/wordml" xmlns:w15="http://schemas.microsoft.com/office/word/2012/wordml" xmlns:w16cex="http://schemas.microsoft.com/office/word/2018/wordml/cex" xmlns:w16cid="http://schemas.microsoft.com/office/word/2016/wordml/cid" xmlns:w16="http://schemas.microsoft.com/office/word/2018/wordml" xmlns:w16sdtdh="http://schemas.microsoft.com/office/word/2020/wordml/sdtdatahash" xmlns:w16se="http://schemas.microsoft.com/office/word/2015/wordml/symex" xmlns:wpg="http://schemas.microsoft.com/office/word/2010/wordprocessingGroup" xmlns:wpi="http://schemas.microsoft.com/office/word/2010/wordprocessingInk" xmlns:wne="http://schemas.microsoft.com/office/word/2006/wordml" xmlns:wps="http://schemas.microsoft.com/office/word/2010/wordprocessingShape" mc:Ignorable="w14 w15 w16se w16cid w16 w16cex w16sdtdh wp14">
   <w:p>
     <w:pPr>
       <w:tabs>
@@ -2432,7 +2458,7 @@
                           </w:pPr>
                           <w:r>
                             <w:rPr>
-                              <w:rFonts w:ascii="Helvetica 55" w:hAnsi="Helvetica 55"/>
+                              <w:rFonts w:ascii="helvetica 55" w:hAnsi="helvetica 55"/>
                               <w:color w:val="A6A6A6" w:themeColor="background1" w:themeShade="A6"/>
                               <w:sz w:val="14"/>
                               <w:szCs w:val="14"/>
@@ -2441,7 +2467,7 @@
                           </w:r>
                           <w:r>
                             <w:rPr>
-                              <w:rFonts w:ascii="Helvetica 55" w:hAnsi="Helvetica 55"/>
+                              <w:rFonts w:ascii="helvetica 55" w:hAnsi="helvetica 55"/>
                               <w:color w:val="A6A6A6" w:themeColor="background1" w:themeShade="A6"/>
                               <w:sz w:val="14"/>
                               <w:szCs w:val="14"/>
@@ -2739,7 +2765,6 @@
           <w:calendar w:val="gregorian"/>
         </w:date>
       </w:sdtPr>
-      <w:sdtEndPr/>
       <w:sdtContent>
         <w:r>
           <w:rPr>
@@ -2855,7 +2880,7 @@
 </file>
 
 <file path=word/footer3.xml><?xml version="1.0" encoding="utf-8"?>
-<w:ftr xmlns:wpc="http://schemas.microsoft.com/office/word/2010/wordprocessingCanvas" xmlns:cx="http://schemas.microsoft.com/office/drawing/2014/chartex" xmlns:cx1="http://schemas.microsoft.com/office/drawing/2015/9/8/chartex" xmlns:cx2="http://schemas.microsoft.com/office/drawing/2015/10/21/chartex" xmlns:cx3="http://schemas.microsoft.com/office/drawing/2016/5/9/chartex" xmlns:cx4="http://schemas.microsoft.com/office/drawing/2016/5/10/chartex" xmlns:cx5="http://schemas.microsoft.com/office/drawing/2016/5/11/chartex" xmlns:cx6="http://schemas.microsoft.com/office/drawing/2016/5/12/chartex" xmlns:cx7="http://schemas.microsoft.com/office/drawing/2016/5/13/chartex" xmlns:cx8="http://schemas.microsoft.com/office/drawing/2016/5/14/chartex" xmlns:mc="http://schemas.openxmlformats.org/markup-compatibility/2006" xmlns:aink="http://schemas.microsoft.com/office/drawing/2016/ink" xmlns:am3d="http://schemas.microsoft.com/office/drawing/2017/model3d" xmlns:o="urn:schemas-microsoft-com:office:office" xmlns:r="http://schemas.openxmlformats.org/officeDocument/2006/relationships" xmlns:m="http://schemas.openxmlformats.org/officeDocument/2006/math" xmlns:v="urn:schemas-microsoft-com:vml" xmlns:wp14="http://schemas.microsoft.com/office/word/2010/wordprocessingDrawing" xmlns:wp="http://schemas.openxmlformats.org/drawingml/2006/wordprocessingDrawing" xmlns:w10="urn:schemas-microsoft-com:office:word" xmlns:w="http://schemas.openxmlformats.org/wordprocessingml/2006/main" xmlns:w14="http://schemas.microsoft.com/office/word/2010/wordml" xmlns:w15="http://schemas.microsoft.com/office/word/2012/wordml" xmlns:w16cex="http://schemas.microsoft.com/office/word/2018/wordml/cex" xmlns:w16cid="http://schemas.microsoft.com/office/word/2016/wordml/cid" xmlns:w16="http://schemas.microsoft.com/office/word/2018/wordml" xmlns:w16sdtdh="http://schemas.microsoft.com/office/word/2020/wordml/sdtdatahash" xmlns:w16se="http://schemas.microsoft.com/office/word/2015/wordml/symex" xmlns:wpg="http://schemas.microsoft.com/office/word/2010/wordprocessingGroup" xmlns:wpi="http://schemas.microsoft.com/office/word/2010/wordprocessingInk" xmlns:wne="http://schemas.microsoft.com/office/word/2006/wordml" xmlns:wps="http://schemas.microsoft.com/office/word/2010/wordprocessingShape" mc:Ignorable="w14 w15 w16se w16cid w16 w16cex w16sdtdh wp14">
+<w:ftr xmlns:wpc="http://schemas.microsoft.com/office/word/2010/wordprocessingCanvas" xmlns:cx="http://schemas.microsoft.com/office/drawing/2014/chartex" xmlns:cx1="http://schemas.microsoft.com/office/drawing/2015/9/8/chartex" xmlns:cx2="http://schemas.microsoft.com/office/drawing/2015/10/21/chartex" xmlns:cx3="http://schemas.microsoft.com/office/drawing/2016/5/9/chartex" xmlns:cx4="http://schemas.microsoft.com/office/drawing/2016/5/10/chartex" xmlns:cx5="http://schemas.microsoft.com/office/drawing/2016/5/11/chartex" xmlns:cx6="http://schemas.microsoft.com/office/drawing/2016/5/12/chartex" xmlns:cx7="http://schemas.microsoft.com/office/drawing/2016/5/13/chartex" xmlns:cx8="http://schemas.microsoft.com/office/drawing/2016/5/14/chartex" xmlns:mc="http://schemas.openxmlformats.org/markup-compatibility/2006" xmlns:aink="http://schemas.microsoft.com/office/drawing/2016/ink" xmlns:am3d="http://schemas.microsoft.com/office/drawing/2017/model3d" xmlns:o="urn:schemas-microsoft-com:office:office" xmlns:oel="http://schemas.microsoft.com/office/2019/extlst" xmlns:r="http://schemas.openxmlformats.org/officeDocument/2006/relationships" xmlns:m="http://schemas.openxmlformats.org/officeDocument/2006/math" xmlns:v="urn:schemas-microsoft-com:vml" xmlns:wp14="http://schemas.microsoft.com/office/word/2010/wordprocessingDrawing" xmlns:wp="http://schemas.openxmlformats.org/drawingml/2006/wordprocessingDrawing" xmlns:w10="urn:schemas-microsoft-com:office:word" xmlns:w="http://schemas.openxmlformats.org/wordprocessingml/2006/main" xmlns:w14="http://schemas.microsoft.com/office/word/2010/wordml" xmlns:w15="http://schemas.microsoft.com/office/word/2012/wordml" xmlns:w16cex="http://schemas.microsoft.com/office/word/2018/wordml/cex" xmlns:w16cid="http://schemas.microsoft.com/office/word/2016/wordml/cid" xmlns:w16="http://schemas.microsoft.com/office/word/2018/wordml" xmlns:w16sdtdh="http://schemas.microsoft.com/office/word/2020/wordml/sdtdatahash" xmlns:w16se="http://schemas.microsoft.com/office/word/2015/wordml/symex" xmlns:wpg="http://schemas.microsoft.com/office/word/2010/wordprocessingGroup" xmlns:wpi="http://schemas.microsoft.com/office/word/2010/wordprocessingInk" xmlns:wne="http://schemas.microsoft.com/office/word/2006/wordml" xmlns:wps="http://schemas.microsoft.com/office/word/2010/wordprocessingShape" mc:Ignorable="w14 w15 w16se w16cid w16 w16cex w16sdtdh wp14">
   <w:p>
     <w:pPr>
       <w:pStyle w:val="Fuzeile"/>
@@ -2865,7 +2890,7 @@
 </file>
 
 <file path=word/footnotes.xml><?xml version="1.0" encoding="utf-8"?>
-<w:footnotes xmlns:wpc="http://schemas.microsoft.com/office/word/2010/wordprocessingCanvas" xmlns:cx="http://schemas.microsoft.com/office/drawing/2014/chartex" xmlns:cx1="http://schemas.microsoft.com/office/drawing/2015/9/8/chartex" xmlns:cx2="http://schemas.microsoft.com/office/drawing/2015/10/21/chartex" xmlns:cx3="http://schemas.microsoft.com/office/drawing/2016/5/9/chartex" xmlns:cx4="http://schemas.microsoft.com/office/drawing/2016/5/10/chartex" xmlns:cx5="http://schemas.microsoft.com/office/drawing/2016/5/11/chartex" xmlns:cx6="http://schemas.microsoft.com/office/drawing/2016/5/12/chartex" xmlns:cx7="http://schemas.microsoft.com/office/drawing/2016/5/13/chartex" xmlns:cx8="http://schemas.microsoft.com/office/drawing/2016/5/14/chartex" xmlns:mc="http://schemas.openxmlformats.org/markup-compatibility/2006" xmlns:aink="http://schemas.microsoft.com/office/drawing/2016/ink" xmlns:am3d="http://schemas.microsoft.com/office/drawing/2017/model3d" xmlns:o="urn:schemas-microsoft-com:office:office" xmlns:r="http://schemas.openxmlformats.org/officeDocument/2006/relationships" xmlns:m="http://schemas.openxmlformats.org/officeDocument/2006/math" xmlns:v="urn:schemas-microsoft-com:vml" xmlns:wp14="http://schemas.microsoft.com/office/word/2010/wordprocessingDrawing" xmlns:wp="http://schemas.openxmlformats.org/drawingml/2006/wordprocessingDrawing" xmlns:w10="urn:schemas-microsoft-com:office:word" xmlns:w="http://schemas.openxmlformats.org/wordprocessingml/2006/main" xmlns:w14="http://schemas.microsoft.com/office/word/2010/wordml" xmlns:w15="http://schemas.microsoft.com/office/word/2012/wordml" xmlns:w16cex="http://schemas.microsoft.com/office/word/2018/wordml/cex" xmlns:w16cid="http://schemas.microsoft.com/office/word/2016/wordml/cid" xmlns:w16="http://schemas.microsoft.com/office/word/2018/wordml" xmlns:w16sdtdh="http://schemas.microsoft.com/office/word/2020/wordml/sdtdatahash" xmlns:w16se="http://schemas.microsoft.com/office/word/2015/wordml/symex" xmlns:wpg="http://schemas.microsoft.com/office/word/2010/wordprocessingGroup" xmlns:wpi="http://schemas.microsoft.com/office/word/2010/wordprocessingInk" xmlns:wne="http://schemas.microsoft.com/office/word/2006/wordml" xmlns:wps="http://schemas.microsoft.com/office/word/2010/wordprocessingShape" mc:Ignorable="w14 w15 w16se w16cid w16 w16cex w16sdtdh wp14">
+<w:footnotes xmlns:wpc="http://schemas.microsoft.com/office/word/2010/wordprocessingCanvas" xmlns:cx="http://schemas.microsoft.com/office/drawing/2014/chartex" xmlns:cx1="http://schemas.microsoft.com/office/drawing/2015/9/8/chartex" xmlns:cx2="http://schemas.microsoft.com/office/drawing/2015/10/21/chartex" xmlns:cx3="http://schemas.microsoft.com/office/drawing/2016/5/9/chartex" xmlns:cx4="http://schemas.microsoft.com/office/drawing/2016/5/10/chartex" xmlns:cx5="http://schemas.microsoft.com/office/drawing/2016/5/11/chartex" xmlns:cx6="http://schemas.microsoft.com/office/drawing/2016/5/12/chartex" xmlns:cx7="http://schemas.microsoft.com/office/drawing/2016/5/13/chartex" xmlns:cx8="http://schemas.microsoft.com/office/drawing/2016/5/14/chartex" xmlns:mc="http://schemas.openxmlformats.org/markup-compatibility/2006" xmlns:aink="http://schemas.microsoft.com/office/drawing/2016/ink" xmlns:am3d="http://schemas.microsoft.com/office/drawing/2017/model3d" xmlns:o="urn:schemas-microsoft-com:office:office" xmlns:oel="http://schemas.microsoft.com/office/2019/extlst" xmlns:r="http://schemas.openxmlformats.org/officeDocument/2006/relationships" xmlns:m="http://schemas.openxmlformats.org/officeDocument/2006/math" xmlns:v="urn:schemas-microsoft-com:vml" xmlns:wp14="http://schemas.microsoft.com/office/word/2010/wordprocessingDrawing" xmlns:wp="http://schemas.openxmlformats.org/drawingml/2006/wordprocessingDrawing" xmlns:w10="urn:schemas-microsoft-com:office:word" xmlns:w="http://schemas.openxmlformats.org/wordprocessingml/2006/main" xmlns:w14="http://schemas.microsoft.com/office/word/2010/wordml" xmlns:w15="http://schemas.microsoft.com/office/word/2012/wordml" xmlns:w16cex="http://schemas.microsoft.com/office/word/2018/wordml/cex" xmlns:w16cid="http://schemas.microsoft.com/office/word/2016/wordml/cid" xmlns:w16="http://schemas.microsoft.com/office/word/2018/wordml" xmlns:w16sdtdh="http://schemas.microsoft.com/office/word/2020/wordml/sdtdatahash" xmlns:w16se="http://schemas.microsoft.com/office/word/2015/wordml/symex" xmlns:wpg="http://schemas.microsoft.com/office/word/2010/wordprocessingGroup" xmlns:wpi="http://schemas.microsoft.com/office/word/2010/wordprocessingInk" xmlns:wne="http://schemas.microsoft.com/office/word/2006/wordml" xmlns:wps="http://schemas.microsoft.com/office/word/2010/wordprocessingShape" mc:Ignorable="w14 w15 w16se w16cid w16 w16cex w16sdtdh wp14">
   <w:footnote w:type="separator" w:id="-1">
     <w:p>
       <w:r>
@@ -2884,7 +2909,7 @@
 </file>
 
 <file path=word/header1.xml><?xml version="1.0" encoding="utf-8"?>
-<w:hdr xmlns:wpc="http://schemas.microsoft.com/office/word/2010/wordprocessingCanvas" xmlns:cx="http://schemas.microsoft.com/office/drawing/2014/chartex" xmlns:cx1="http://schemas.microsoft.com/office/drawing/2015/9/8/chartex" xmlns:cx2="http://schemas.microsoft.com/office/drawing/2015/10/21/chartex" xmlns:cx3="http://schemas.microsoft.com/office/drawing/2016/5/9/chartex" xmlns:cx4="http://schemas.microsoft.com/office/drawing/2016/5/10/chartex" xmlns:cx5="http://schemas.microsoft.com/office/drawing/2016/5/11/chartex" xmlns:cx6="http://schemas.microsoft.com/office/drawing/2016/5/12/chartex" xmlns:cx7="http://schemas.microsoft.com/office/drawing/2016/5/13/chartex" xmlns:cx8="http://schemas.microsoft.com/office/drawing/2016/5/14/chartex" xmlns:mc="http://schemas.openxmlformats.org/markup-compatibility/2006" xmlns:aink="http://schemas.microsoft.com/office/drawing/2016/ink" xmlns:am3d="http://schemas.microsoft.com/office/drawing/2017/model3d" xmlns:o="urn:schemas-microsoft-com:office:office" xmlns:r="http://schemas.openxmlformats.org/officeDocument/2006/relationships" xmlns:m="http://schemas.openxmlformats.org/officeDocument/2006/math" xmlns:v="urn:schemas-microsoft-com:vml" xmlns:wp14="http://schemas.microsoft.com/office/word/2010/wordprocessingDrawing" xmlns:wp="http://schemas.openxmlformats.org/drawingml/2006/wordprocessingDrawing" xmlns:w10="urn:schemas-microsoft-com:office:word" xmlns:w="http://schemas.openxmlformats.org/wordprocessingml/2006/main" xmlns:w14="http://schemas.microsoft.com/office/word/2010/wordml" xmlns:w15="http://schemas.microsoft.com/office/word/2012/wordml" xmlns:w16cex="http://schemas.microsoft.com/office/word/2018/wordml/cex" xmlns:w16cid="http://schemas.microsoft.com/office/word/2016/wordml/cid" xmlns:w16="http://schemas.microsoft.com/office/word/2018/wordml" xmlns:w16sdtdh="http://schemas.microsoft.com/office/word/2020/wordml/sdtdatahash" xmlns:w16se="http://schemas.microsoft.com/office/word/2015/wordml/symex" xmlns:wpg="http://schemas.microsoft.com/office/word/2010/wordprocessingGroup" xmlns:wpi="http://schemas.microsoft.com/office/word/2010/wordprocessingInk" xmlns:wne="http://schemas.microsoft.com/office/word/2006/wordml" xmlns:wps="http://schemas.microsoft.com/office/word/2010/wordprocessingShape" mc:Ignorable="w14 w15 w16se w16cid w16 w16cex w16sdtdh wp14">
+<w:hdr xmlns:wpc="http://schemas.microsoft.com/office/word/2010/wordprocessingCanvas" xmlns:cx="http://schemas.microsoft.com/office/drawing/2014/chartex" xmlns:cx1="http://schemas.microsoft.com/office/drawing/2015/9/8/chartex" xmlns:cx2="http://schemas.microsoft.com/office/drawing/2015/10/21/chartex" xmlns:cx3="http://schemas.microsoft.com/office/drawing/2016/5/9/chartex" xmlns:cx4="http://schemas.microsoft.com/office/drawing/2016/5/10/chartex" xmlns:cx5="http://schemas.microsoft.com/office/drawing/2016/5/11/chartex" xmlns:cx6="http://schemas.microsoft.com/office/drawing/2016/5/12/chartex" xmlns:cx7="http://schemas.microsoft.com/office/drawing/2016/5/13/chartex" xmlns:cx8="http://schemas.microsoft.com/office/drawing/2016/5/14/chartex" xmlns:mc="http://schemas.openxmlformats.org/markup-compatibility/2006" xmlns:aink="http://schemas.microsoft.com/office/drawing/2016/ink" xmlns:am3d="http://schemas.microsoft.com/office/drawing/2017/model3d" xmlns:o="urn:schemas-microsoft-com:office:office" xmlns:oel="http://schemas.microsoft.com/office/2019/extlst" xmlns:r="http://schemas.openxmlformats.org/officeDocument/2006/relationships" xmlns:m="http://schemas.openxmlformats.org/officeDocument/2006/math" xmlns:v="urn:schemas-microsoft-com:vml" xmlns:wp14="http://schemas.microsoft.com/office/word/2010/wordprocessingDrawing" xmlns:wp="http://schemas.openxmlformats.org/drawingml/2006/wordprocessingDrawing" xmlns:w10="urn:schemas-microsoft-com:office:word" xmlns:w="http://schemas.openxmlformats.org/wordprocessingml/2006/main" xmlns:w14="http://schemas.microsoft.com/office/word/2010/wordml" xmlns:w15="http://schemas.microsoft.com/office/word/2012/wordml" xmlns:w16cex="http://schemas.microsoft.com/office/word/2018/wordml/cex" xmlns:w16cid="http://schemas.microsoft.com/office/word/2016/wordml/cid" xmlns:w16="http://schemas.microsoft.com/office/word/2018/wordml" xmlns:w16sdtdh="http://schemas.microsoft.com/office/word/2020/wordml/sdtdatahash" xmlns:w16se="http://schemas.microsoft.com/office/word/2015/wordml/symex" xmlns:wpg="http://schemas.microsoft.com/office/word/2010/wordprocessingGroup" xmlns:wpi="http://schemas.microsoft.com/office/word/2010/wordprocessingInk" xmlns:wne="http://schemas.microsoft.com/office/word/2006/wordml" xmlns:wps="http://schemas.microsoft.com/office/word/2010/wordprocessingShape" mc:Ignorable="w14 w15 w16se w16cid w16 w16cex w16sdtdh wp14">
   <w:p>
     <w:pPr>
       <w:pStyle w:val="Kopfzeile"/>
@@ -2894,7 +2919,7 @@
 </file>
 
 <file path=word/header2.xml><?xml version="1.0" encoding="utf-8"?>
-<w:hdr xmlns:wpc="http://schemas.microsoft.com/office/word/2010/wordprocessingCanvas" xmlns:cx="http://schemas.microsoft.com/office/drawing/2014/chartex" xmlns:cx1="http://schemas.microsoft.com/office/drawing/2015/9/8/chartex" xmlns:cx2="http://schemas.microsoft.com/office/drawing/2015/10/21/chartex" xmlns:cx3="http://schemas.microsoft.com/office/drawing/2016/5/9/chartex" xmlns:cx4="http://schemas.microsoft.com/office/drawing/2016/5/10/chartex" xmlns:cx5="http://schemas.microsoft.com/office/drawing/2016/5/11/chartex" xmlns:cx6="http://schemas.microsoft.com/office/drawing/2016/5/12/chartex" xmlns:cx7="http://schemas.microsoft.com/office/drawing/2016/5/13/chartex" xmlns:cx8="http://schemas.microsoft.com/office/drawing/2016/5/14/chartex" xmlns:mc="http://schemas.openxmlformats.org/markup-compatibility/2006" xmlns:aink="http://schemas.microsoft.com/office/drawing/2016/ink" xmlns:am3d="http://schemas.microsoft.com/office/drawing/2017/model3d" xmlns:o="urn:schemas-microsoft-com:office:office" xmlns:r="http://schemas.openxmlformats.org/officeDocument/2006/relationships" xmlns:m="http://schemas.openxmlformats.org/officeDocument/2006/math" xmlns:v="urn:schemas-microsoft-com:vml" xmlns:wp14="http://schemas.microsoft.com/office/word/2010/wordprocessingDrawing" xmlns:wp="http://schemas.openxmlformats.org/drawingml/2006/wordprocessingDrawing" xmlns:w10="urn:schemas-microsoft-com:office:word" xmlns:w="http://schemas.openxmlformats.org/wordprocessingml/2006/main" xmlns:w14="http://schemas.microsoft.com/office/word/2010/wordml" xmlns:w15="http://schemas.microsoft.com/office/word/2012/wordml" xmlns:w16cex="http://schemas.microsoft.com/office/word/2018/wordml/cex" xmlns:w16cid="http://schemas.microsoft.com/office/word/2016/wordml/cid" xmlns:w16="http://schemas.microsoft.com/office/word/2018/wordml" xmlns:w16sdtdh="http://schemas.microsoft.com/office/word/2020/wordml/sdtdatahash" xmlns:w16se="http://schemas.microsoft.com/office/word/2015/wordml/symex" xmlns:wpg="http://schemas.microsoft.com/office/word/2010/wordprocessingGroup" xmlns:wpi="http://schemas.microsoft.com/office/word/2010/wordprocessingInk" xmlns:wne="http://schemas.microsoft.com/office/word/2006/wordml" xmlns:wps="http://schemas.microsoft.com/office/word/2010/wordprocessingShape" mc:Ignorable="w14 w15 w16se w16cid w16 w16cex w16sdtdh wp14">
+<w:hdr xmlns:wpc="http://schemas.microsoft.com/office/word/2010/wordprocessingCanvas" xmlns:cx="http://schemas.microsoft.com/office/drawing/2014/chartex" xmlns:cx1="http://schemas.microsoft.com/office/drawing/2015/9/8/chartex" xmlns:cx2="http://schemas.microsoft.com/office/drawing/2015/10/21/chartex" xmlns:cx3="http://schemas.microsoft.com/office/drawing/2016/5/9/chartex" xmlns:cx4="http://schemas.microsoft.com/office/drawing/2016/5/10/chartex" xmlns:cx5="http://schemas.microsoft.com/office/drawing/2016/5/11/chartex" xmlns:cx6="http://schemas.microsoft.com/office/drawing/2016/5/12/chartex" xmlns:cx7="http://schemas.microsoft.com/office/drawing/2016/5/13/chartex" xmlns:cx8="http://schemas.microsoft.com/office/drawing/2016/5/14/chartex" xmlns:mc="http://schemas.openxmlformats.org/markup-compatibility/2006" xmlns:aink="http://schemas.microsoft.com/office/drawing/2016/ink" xmlns:am3d="http://schemas.microsoft.com/office/drawing/2017/model3d" xmlns:o="urn:schemas-microsoft-com:office:office" xmlns:oel="http://schemas.microsoft.com/office/2019/extlst" xmlns:r="http://schemas.openxmlformats.org/officeDocument/2006/relationships" xmlns:m="http://schemas.openxmlformats.org/officeDocument/2006/math" xmlns:v="urn:schemas-microsoft-com:vml" xmlns:wp14="http://schemas.microsoft.com/office/word/2010/wordprocessingDrawing" xmlns:wp="http://schemas.openxmlformats.org/drawingml/2006/wordprocessingDrawing" xmlns:w10="urn:schemas-microsoft-com:office:word" xmlns:w="http://schemas.openxmlformats.org/wordprocessingml/2006/main" xmlns:w14="http://schemas.microsoft.com/office/word/2010/wordml" xmlns:w15="http://schemas.microsoft.com/office/word/2012/wordml" xmlns:w16cex="http://schemas.microsoft.com/office/word/2018/wordml/cex" xmlns:w16cid="http://schemas.microsoft.com/office/word/2016/wordml/cid" xmlns:w16="http://schemas.microsoft.com/office/word/2018/wordml" xmlns:w16sdtdh="http://schemas.microsoft.com/office/word/2020/wordml/sdtdatahash" xmlns:w16se="http://schemas.microsoft.com/office/word/2015/wordml/symex" xmlns:wpg="http://schemas.microsoft.com/office/word/2010/wordprocessingGroup" xmlns:wpi="http://schemas.microsoft.com/office/word/2010/wordprocessingInk" xmlns:wne="http://schemas.microsoft.com/office/word/2006/wordml" xmlns:wps="http://schemas.microsoft.com/office/word/2010/wordprocessingShape" mc:Ignorable="w14 w15 w16se w16cid w16 w16cex w16sdtdh wp14">
   <w:p>
     <w:pPr>
       <w:rPr>
@@ -3094,7 +3119,7 @@
 </file>
 
 <file path=word/header3.xml><?xml version="1.0" encoding="utf-8"?>
-<w:hdr xmlns:wpc="http://schemas.microsoft.com/office/word/2010/wordprocessingCanvas" xmlns:cx="http://schemas.microsoft.com/office/drawing/2014/chartex" xmlns:cx1="http://schemas.microsoft.com/office/drawing/2015/9/8/chartex" xmlns:cx2="http://schemas.microsoft.com/office/drawing/2015/10/21/chartex" xmlns:cx3="http://schemas.microsoft.com/office/drawing/2016/5/9/chartex" xmlns:cx4="http://schemas.microsoft.com/office/drawing/2016/5/10/chartex" xmlns:cx5="http://schemas.microsoft.com/office/drawing/2016/5/11/chartex" xmlns:cx6="http://schemas.microsoft.com/office/drawing/2016/5/12/chartex" xmlns:cx7="http://schemas.microsoft.com/office/drawing/2016/5/13/chartex" xmlns:cx8="http://schemas.microsoft.com/office/drawing/2016/5/14/chartex" xmlns:mc="http://schemas.openxmlformats.org/markup-compatibility/2006" xmlns:aink="http://schemas.microsoft.com/office/drawing/2016/ink" xmlns:am3d="http://schemas.microsoft.com/office/drawing/2017/model3d" xmlns:o="urn:schemas-microsoft-com:office:office" xmlns:r="http://schemas.openxmlformats.org/officeDocument/2006/relationships" xmlns:m="http://schemas.openxmlformats.org/officeDocument/2006/math" xmlns:v="urn:schemas-microsoft-com:vml" xmlns:wp14="http://schemas.microsoft.com/office/word/2010/wordprocessingDrawing" xmlns:wp="http://schemas.openxmlformats.org/drawingml/2006/wordprocessingDrawing" xmlns:w10="urn:schemas-microsoft-com:office:word" xmlns:w="http://schemas.openxmlformats.org/wordprocessingml/2006/main" xmlns:w14="http://schemas.microsoft.com/office/word/2010/wordml" xmlns:w15="http://schemas.microsoft.com/office/word/2012/wordml" xmlns:w16cex="http://schemas.microsoft.com/office/word/2018/wordml/cex" xmlns:w16cid="http://schemas.microsoft.com/office/word/2016/wordml/cid" xmlns:w16="http://schemas.microsoft.com/office/word/2018/wordml" xmlns:w16sdtdh="http://schemas.microsoft.com/office/word/2020/wordml/sdtdatahash" xmlns:w16se="http://schemas.microsoft.com/office/word/2015/wordml/symex" xmlns:wpg="http://schemas.microsoft.com/office/word/2010/wordprocessingGroup" xmlns:wpi="http://schemas.microsoft.com/office/word/2010/wordprocessingInk" xmlns:wne="http://schemas.microsoft.com/office/word/2006/wordml" xmlns:wps="http://schemas.microsoft.com/office/word/2010/wordprocessingShape" mc:Ignorable="w14 w15 w16se w16cid w16 w16cex w16sdtdh wp14">
+<w:hdr xmlns:wpc="http://schemas.microsoft.com/office/word/2010/wordprocessingCanvas" xmlns:cx="http://schemas.microsoft.com/office/drawing/2014/chartex" xmlns:cx1="http://schemas.microsoft.com/office/drawing/2015/9/8/chartex" xmlns:cx2="http://schemas.microsoft.com/office/drawing/2015/10/21/chartex" xmlns:cx3="http://schemas.microsoft.com/office/drawing/2016/5/9/chartex" xmlns:cx4="http://schemas.microsoft.com/office/drawing/2016/5/10/chartex" xmlns:cx5="http://schemas.microsoft.com/office/drawing/2016/5/11/chartex" xmlns:cx6="http://schemas.microsoft.com/office/drawing/2016/5/12/chartex" xmlns:cx7="http://schemas.microsoft.com/office/drawing/2016/5/13/chartex" xmlns:cx8="http://schemas.microsoft.com/office/drawing/2016/5/14/chartex" xmlns:mc="http://schemas.openxmlformats.org/markup-compatibility/2006" xmlns:aink="http://schemas.microsoft.com/office/drawing/2016/ink" xmlns:am3d="http://schemas.microsoft.com/office/drawing/2017/model3d" xmlns:o="urn:schemas-microsoft-com:office:office" xmlns:oel="http://schemas.microsoft.com/office/2019/extlst" xmlns:r="http://schemas.openxmlformats.org/officeDocument/2006/relationships" xmlns:m="http://schemas.openxmlformats.org/officeDocument/2006/math" xmlns:v="urn:schemas-microsoft-com:vml" xmlns:wp14="http://schemas.microsoft.com/office/word/2010/wordprocessingDrawing" xmlns:wp="http://schemas.openxmlformats.org/drawingml/2006/wordprocessingDrawing" xmlns:w10="urn:schemas-microsoft-com:office:word" xmlns:w="http://schemas.openxmlformats.org/wordprocessingml/2006/main" xmlns:w14="http://schemas.microsoft.com/office/word/2010/wordml" xmlns:w15="http://schemas.microsoft.com/office/word/2012/wordml" xmlns:w16cex="http://schemas.microsoft.com/office/word/2018/wordml/cex" xmlns:w16cid="http://schemas.microsoft.com/office/word/2016/wordml/cid" xmlns:w16="http://schemas.microsoft.com/office/word/2018/wordml" xmlns:w16sdtdh="http://schemas.microsoft.com/office/word/2020/wordml/sdtdatahash" xmlns:w16se="http://schemas.microsoft.com/office/word/2015/wordml/symex" xmlns:wpg="http://schemas.microsoft.com/office/word/2010/wordprocessingGroup" xmlns:wpi="http://schemas.microsoft.com/office/word/2010/wordprocessingInk" xmlns:wne="http://schemas.microsoft.com/office/word/2006/wordml" xmlns:wps="http://schemas.microsoft.com/office/word/2010/wordprocessingShape" mc:Ignorable="w14 w15 w16se w16cid w16 w16cex w16sdtdh wp14">
   <w:p>
     <w:pPr>
       <w:pStyle w:val="Kopfzeile"/>
@@ -3104,7 +3129,7 @@
 </file>
 
 <file path=word/numbering.xml><?xml version="1.0" encoding="utf-8"?>
-<w:numbering xmlns:wpc="http://schemas.microsoft.com/office/word/2010/wordprocessingCanvas" xmlns:cx="http://schemas.microsoft.com/office/drawing/2014/chartex" xmlns:cx1="http://schemas.microsoft.com/office/drawing/2015/9/8/chartex" xmlns:cx2="http://schemas.microsoft.com/office/drawing/2015/10/21/chartex" xmlns:cx3="http://schemas.microsoft.com/office/drawing/2016/5/9/chartex" xmlns:cx4="http://schemas.microsoft.com/office/drawing/2016/5/10/chartex" xmlns:cx5="http://schemas.microsoft.com/office/drawing/2016/5/11/chartex" xmlns:cx6="http://schemas.microsoft.com/office/drawing/2016/5/12/chartex" xmlns:cx7="http://schemas.microsoft.com/office/drawing/2016/5/13/chartex" xmlns:cx8="http://schemas.microsoft.com/office/drawing/2016/5/14/chartex" xmlns:mc="http://schemas.openxmlformats.org/markup-compatibility/2006" xmlns:aink="http://schemas.microsoft.com/office/drawing/2016/ink" xmlns:am3d="http://schemas.microsoft.com/office/drawing/2017/model3d" xmlns:o="urn:schemas-microsoft-com:office:office" xmlns:r="http://schemas.openxmlformats.org/officeDocument/2006/relationships" xmlns:m="http://schemas.openxmlformats.org/officeDocument/2006/math" xmlns:v="urn:schemas-microsoft-com:vml" xmlns:wp14="http://schemas.microsoft.com/office/word/2010/wordprocessingDrawing" xmlns:wp="http://schemas.openxmlformats.org/drawingml/2006/wordprocessingDrawing" xmlns:w10="urn:schemas-microsoft-com:office:word" xmlns:w="http://schemas.openxmlformats.org/wordprocessingml/2006/main" xmlns:w14="http://schemas.microsoft.com/office/word/2010/wordml" xmlns:w15="http://schemas.microsoft.com/office/word/2012/wordml" xmlns:w16cex="http://schemas.microsoft.com/office/word/2018/wordml/cex" xmlns:w16cid="http://schemas.microsoft.com/office/word/2016/wordml/cid" xmlns:w16="http://schemas.microsoft.com/office/word/2018/wordml" xmlns:w16sdtdh="http://schemas.microsoft.com/office/word/2020/wordml/sdtdatahash" xmlns:w16se="http://schemas.microsoft.com/office/word/2015/wordml/symex" xmlns:wpg="http://schemas.microsoft.com/office/word/2010/wordprocessingGroup" xmlns:wpi="http://schemas.microsoft.com/office/word/2010/wordprocessingInk" xmlns:wne="http://schemas.microsoft.com/office/word/2006/wordml" xmlns:wps="http://schemas.microsoft.com/office/word/2010/wordprocessingShape" mc:Ignorable="w14 w15 w16se w16cid w16 w16cex w16sdtdh wp14">
+<w:numbering xmlns:wpc="http://schemas.microsoft.com/office/word/2010/wordprocessingCanvas" xmlns:cx="http://schemas.microsoft.com/office/drawing/2014/chartex" xmlns:cx1="http://schemas.microsoft.com/office/drawing/2015/9/8/chartex" xmlns:cx2="http://schemas.microsoft.com/office/drawing/2015/10/21/chartex" xmlns:cx3="http://schemas.microsoft.com/office/drawing/2016/5/9/chartex" xmlns:cx4="http://schemas.microsoft.com/office/drawing/2016/5/10/chartex" xmlns:cx5="http://schemas.microsoft.com/office/drawing/2016/5/11/chartex" xmlns:cx6="http://schemas.microsoft.com/office/drawing/2016/5/12/chartex" xmlns:cx7="http://schemas.microsoft.com/office/drawing/2016/5/13/chartex" xmlns:cx8="http://schemas.microsoft.com/office/drawing/2016/5/14/chartex" xmlns:mc="http://schemas.openxmlformats.org/markup-compatibility/2006" xmlns:aink="http://schemas.microsoft.com/office/drawing/2016/ink" xmlns:am3d="http://schemas.microsoft.com/office/drawing/2017/model3d" xmlns:o="urn:schemas-microsoft-com:office:office" xmlns:oel="http://schemas.microsoft.com/office/2019/extlst" xmlns:r="http://schemas.openxmlformats.org/officeDocument/2006/relationships" xmlns:m="http://schemas.openxmlformats.org/officeDocument/2006/math" xmlns:v="urn:schemas-microsoft-com:vml" xmlns:wp14="http://schemas.microsoft.com/office/word/2010/wordprocessingDrawing" xmlns:wp="http://schemas.openxmlformats.org/drawingml/2006/wordprocessingDrawing" xmlns:w10="urn:schemas-microsoft-com:office:word" xmlns:w="http://schemas.openxmlformats.org/wordprocessingml/2006/main" xmlns:w14="http://schemas.microsoft.com/office/word/2010/wordml" xmlns:w15="http://schemas.microsoft.com/office/word/2012/wordml" xmlns:w16cex="http://schemas.microsoft.com/office/word/2018/wordml/cex" xmlns:w16cid="http://schemas.microsoft.com/office/word/2016/wordml/cid" xmlns:w16="http://schemas.microsoft.com/office/word/2018/wordml" xmlns:w16sdtdh="http://schemas.microsoft.com/office/word/2020/wordml/sdtdatahash" xmlns:w16se="http://schemas.microsoft.com/office/word/2015/wordml/symex" xmlns:wpg="http://schemas.microsoft.com/office/word/2010/wordprocessingGroup" xmlns:wpi="http://schemas.microsoft.com/office/word/2010/wordprocessingInk" xmlns:wne="http://schemas.microsoft.com/office/word/2006/wordml" xmlns:wps="http://schemas.microsoft.com/office/word/2010/wordprocessingShape" mc:Ignorable="w14 w15 w16se w16cid w16 w16cex w16sdtdh wp14">
   <w:abstractNum w:abstractNumId="0" w15:restartNumberingAfterBreak="0">
     <w:nsid w:val="23F36BCC"/>
     <w:multiLevelType w:val="hybridMultilevel"/>
@@ -3227,10 +3252,10 @@
       </w:pPr>
     </w:lvl>
   </w:abstractNum>
-  <w:num w:numId="1">
+  <w:num w:numId="1" w16cid:durableId="743143965">
     <w:abstractNumId w:val="0"/>
   </w:num>
-  <w:num w:numId="2">
+  <w:num w:numId="2" w16cid:durableId="174200219">
     <w:abstractNumId w:val="0"/>
     <w:lvlOverride w:ilvl="0">
       <w:startOverride w:val="1"/>
@@ -3261,6 +3286,14 @@
     </w:lvlOverride>
   </w:num>
 </w:numbering>
+</file>
+
+<file path=word/people.xml><?xml version="1.0" encoding="utf-8"?>
+<w15:people xmlns:wpc="http://schemas.microsoft.com/office/word/2010/wordprocessingCanvas" xmlns:cx="http://schemas.microsoft.com/office/drawing/2014/chartex" xmlns:cx1="http://schemas.microsoft.com/office/drawing/2015/9/8/chartex" xmlns:cx2="http://schemas.microsoft.com/office/drawing/2015/10/21/chartex" xmlns:cx3="http://schemas.microsoft.com/office/drawing/2016/5/9/chartex" xmlns:cx4="http://schemas.microsoft.com/office/drawing/2016/5/10/chartex" xmlns:cx5="http://schemas.microsoft.com/office/drawing/2016/5/11/chartex" xmlns:cx6="http://schemas.microsoft.com/office/drawing/2016/5/12/chartex" xmlns:cx7="http://schemas.microsoft.com/office/drawing/2016/5/13/chartex" xmlns:cx8="http://schemas.microsoft.com/office/drawing/2016/5/14/chartex" xmlns:mc="http://schemas.openxmlformats.org/markup-compatibility/2006" xmlns:aink="http://schemas.microsoft.com/office/drawing/2016/ink" xmlns:am3d="http://schemas.microsoft.com/office/drawing/2017/model3d" xmlns:o="urn:schemas-microsoft-com:office:office" xmlns:oel="http://schemas.microsoft.com/office/2019/extlst" xmlns:r="http://schemas.openxmlformats.org/officeDocument/2006/relationships" xmlns:m="http://schemas.openxmlformats.org/officeDocument/2006/math" xmlns:v="urn:schemas-microsoft-com:vml" xmlns:wp14="http://schemas.microsoft.com/office/word/2010/wordprocessingDrawing" xmlns:wp="http://schemas.openxmlformats.org/drawingml/2006/wordprocessingDrawing" xmlns:w10="urn:schemas-microsoft-com:office:word" xmlns:w="http://schemas.openxmlformats.org/wordprocessingml/2006/main" xmlns:w14="http://schemas.microsoft.com/office/word/2010/wordml" xmlns:w15="http://schemas.microsoft.com/office/word/2012/wordml" xmlns:w16cex="http://schemas.microsoft.com/office/word/2018/wordml/cex" xmlns:w16cid="http://schemas.microsoft.com/office/word/2016/wordml/cid" xmlns:w16="http://schemas.microsoft.com/office/word/2018/wordml" xmlns:w16sdtdh="http://schemas.microsoft.com/office/word/2020/wordml/sdtdatahash" xmlns:w16se="http://schemas.microsoft.com/office/word/2015/wordml/symex" xmlns:wpg="http://schemas.microsoft.com/office/word/2010/wordprocessingGroup" xmlns:wpi="http://schemas.microsoft.com/office/word/2010/wordprocessingInk" xmlns:wne="http://schemas.microsoft.com/office/word/2006/wordml" xmlns:wps="http://schemas.microsoft.com/office/word/2010/wordprocessingShape" mc:Ignorable="w14 w15 w16se w16cid w16 w16cex w16sdtdh wp14">
+  <w15:person w15:author="Imke Endjer">
+    <w15:presenceInfo w15:providerId="AD" w15:userId="S::imke.endjer@uni-oldenburg.de::1afa6594-d4a8-48a2-b73b-6dd640e31d31"/>
+  </w15:person>
+</w15:people>
 </file>
 
 <file path=word/styles.xml><?xml version="1.0" encoding="utf-8"?>
@@ -15980,7 +16013,7 @@
     <w:basedOn w:val="Beschriftung"/>
     <w:qFormat/>
     <w:rPr>
-      <w:rFonts w:ascii="Helvetica 55" w:hAnsi="Helvetica 55"/>
+      <w:rFonts w:ascii="helvetica 55" w:hAnsi="helvetica 55"/>
       <w:lang w:val="en-US"/>
     </w:rPr>
   </w:style>
@@ -16076,11 +16109,25 @@
       <w:color w:val="808080"/>
     </w:rPr>
   </w:style>
+  <w:style w:type="paragraph" w:styleId="berarbeitung">
+    <w:name w:val="Revision"/>
+    <w:hidden/>
+    <w:uiPriority w:val="99"/>
+    <w:semiHidden/>
+    <w:rsid w:val="00302DBA"/>
+    <w:pPr>
+      <w:spacing w:after="0" w:line="240" w:lineRule="auto"/>
+    </w:pPr>
+    <w:rPr>
+      <w:rFonts w:asciiTheme="minorHAnsi" w:hAnsiTheme="minorHAnsi" w:cstheme="minorHAnsi"/>
+      <w:bCs/>
+    </w:rPr>
+  </w:style>
 </w:styles>
 </file>
 
 <file path=word/glossary/document.xml><?xml version="1.0" encoding="utf-8"?>
-<w:glossaryDocument xmlns:wpc="http://schemas.microsoft.com/office/word/2010/wordprocessingCanvas" xmlns:cx="http://schemas.microsoft.com/office/drawing/2014/chartex" xmlns:cx1="http://schemas.microsoft.com/office/drawing/2015/9/8/chartex" xmlns:cx2="http://schemas.microsoft.com/office/drawing/2015/10/21/chartex" xmlns:cx3="http://schemas.microsoft.com/office/drawing/2016/5/9/chartex" xmlns:cx4="http://schemas.microsoft.com/office/drawing/2016/5/10/chartex" xmlns:cx5="http://schemas.microsoft.com/office/drawing/2016/5/11/chartex" xmlns:cx6="http://schemas.microsoft.com/office/drawing/2016/5/12/chartex" xmlns:cx7="http://schemas.microsoft.com/office/drawing/2016/5/13/chartex" xmlns:cx8="http://schemas.microsoft.com/office/drawing/2016/5/14/chartex" xmlns:mc="http://schemas.openxmlformats.org/markup-compatibility/2006" xmlns:aink="http://schemas.microsoft.com/office/drawing/2016/ink" xmlns:am3d="http://schemas.microsoft.com/office/drawing/2017/model3d" xmlns:o="urn:schemas-microsoft-com:office:office" xmlns:r="http://schemas.openxmlformats.org/officeDocument/2006/relationships" xmlns:m="http://schemas.openxmlformats.org/officeDocument/2006/math" xmlns:v="urn:schemas-microsoft-com:vml" xmlns:wp14="http://schemas.microsoft.com/office/word/2010/wordprocessingDrawing" xmlns:wp="http://schemas.openxmlformats.org/drawingml/2006/wordprocessingDrawing" xmlns:w10="urn:schemas-microsoft-com:office:word" xmlns:w="http://schemas.openxmlformats.org/wordprocessingml/2006/main" xmlns:w14="http://schemas.microsoft.com/office/word/2010/wordml" xmlns:w15="http://schemas.microsoft.com/office/word/2012/wordml" xmlns:w16cex="http://schemas.microsoft.com/office/word/2018/wordml/cex" xmlns:w16cid="http://schemas.microsoft.com/office/word/2016/wordml/cid" xmlns:w16="http://schemas.microsoft.com/office/word/2018/wordml" xmlns:w16sdtdh="http://schemas.microsoft.com/office/word/2020/wordml/sdtdatahash" xmlns:w16se="http://schemas.microsoft.com/office/word/2015/wordml/symex" xmlns:wpg="http://schemas.microsoft.com/office/word/2010/wordprocessingGroup" xmlns:wpi="http://schemas.microsoft.com/office/word/2010/wordprocessingInk" xmlns:wne="http://schemas.microsoft.com/office/word/2006/wordml" xmlns:wps="http://schemas.microsoft.com/office/word/2010/wordprocessingShape" mc:Ignorable="w14 w15 w16se w16cid w16 w16cex w16sdtdh wp14">
+<w:glossaryDocument xmlns:wpc="http://schemas.microsoft.com/office/word/2010/wordprocessingCanvas" xmlns:cx="http://schemas.microsoft.com/office/drawing/2014/chartex" xmlns:cx1="http://schemas.microsoft.com/office/drawing/2015/9/8/chartex" xmlns:cx2="http://schemas.microsoft.com/office/drawing/2015/10/21/chartex" xmlns:cx3="http://schemas.microsoft.com/office/drawing/2016/5/9/chartex" xmlns:cx4="http://schemas.microsoft.com/office/drawing/2016/5/10/chartex" xmlns:cx5="http://schemas.microsoft.com/office/drawing/2016/5/11/chartex" xmlns:cx6="http://schemas.microsoft.com/office/drawing/2016/5/12/chartex" xmlns:cx7="http://schemas.microsoft.com/office/drawing/2016/5/13/chartex" xmlns:cx8="http://schemas.microsoft.com/office/drawing/2016/5/14/chartex" xmlns:mc="http://schemas.openxmlformats.org/markup-compatibility/2006" xmlns:aink="http://schemas.microsoft.com/office/drawing/2016/ink" xmlns:am3d="http://schemas.microsoft.com/office/drawing/2017/model3d" xmlns:o="urn:schemas-microsoft-com:office:office" xmlns:oel="http://schemas.microsoft.com/office/2019/extlst" xmlns:r="http://schemas.openxmlformats.org/officeDocument/2006/relationships" xmlns:m="http://schemas.openxmlformats.org/officeDocument/2006/math" xmlns:v="urn:schemas-microsoft-com:vml" xmlns:wp14="http://schemas.microsoft.com/office/word/2010/wordprocessingDrawing" xmlns:wp="http://schemas.openxmlformats.org/drawingml/2006/wordprocessingDrawing" xmlns:w10="urn:schemas-microsoft-com:office:word" xmlns:w="http://schemas.openxmlformats.org/wordprocessingml/2006/main" xmlns:w14="http://schemas.microsoft.com/office/word/2010/wordml" xmlns:w15="http://schemas.microsoft.com/office/word/2012/wordml" xmlns:w16cex="http://schemas.microsoft.com/office/word/2018/wordml/cex" xmlns:w16cid="http://schemas.microsoft.com/office/word/2016/wordml/cid" xmlns:w16="http://schemas.microsoft.com/office/word/2018/wordml" xmlns:w16sdtdh="http://schemas.microsoft.com/office/word/2020/wordml/sdtdatahash" xmlns:w16se="http://schemas.microsoft.com/office/word/2015/wordml/symex" xmlns:wpg="http://schemas.microsoft.com/office/word/2010/wordprocessingGroup" xmlns:wpi="http://schemas.microsoft.com/office/word/2010/wordprocessingInk" xmlns:wne="http://schemas.microsoft.com/office/word/2006/wordml" xmlns:wps="http://schemas.microsoft.com/office/word/2010/wordprocessingShape" mc:Ignorable="w14 w15 w16se w16cid w16 w16cex w16sdtdh wp14">
   <w:docParts>
     <w:docPart>
       <w:docPartPr>
@@ -16113,7 +16160,7 @@
 </file>
 
 <file path=word/glossary/endnotes.xml><?xml version="1.0" encoding="utf-8"?>
-<w:endnotes xmlns:wpc="http://schemas.microsoft.com/office/word/2010/wordprocessingCanvas" xmlns:cx="http://schemas.microsoft.com/office/drawing/2014/chartex" xmlns:cx1="http://schemas.microsoft.com/office/drawing/2015/9/8/chartex" xmlns:cx2="http://schemas.microsoft.com/office/drawing/2015/10/21/chartex" xmlns:cx3="http://schemas.microsoft.com/office/drawing/2016/5/9/chartex" xmlns:cx4="http://schemas.microsoft.com/office/drawing/2016/5/10/chartex" xmlns:cx5="http://schemas.microsoft.com/office/drawing/2016/5/11/chartex" xmlns:cx6="http://schemas.microsoft.com/office/drawing/2016/5/12/chartex" xmlns:cx7="http://schemas.microsoft.com/office/drawing/2016/5/13/chartex" xmlns:cx8="http://schemas.microsoft.com/office/drawing/2016/5/14/chartex" xmlns:mc="http://schemas.openxmlformats.org/markup-compatibility/2006" xmlns:aink="http://schemas.microsoft.com/office/drawing/2016/ink" xmlns:am3d="http://schemas.microsoft.com/office/drawing/2017/model3d" xmlns:o="urn:schemas-microsoft-com:office:office" xmlns:r="http://schemas.openxmlformats.org/officeDocument/2006/relationships" xmlns:m="http://schemas.openxmlformats.org/officeDocument/2006/math" xmlns:v="urn:schemas-microsoft-com:vml" xmlns:wp14="http://schemas.microsoft.com/office/word/2010/wordprocessingDrawing" xmlns:wp="http://schemas.openxmlformats.org/drawingml/2006/wordprocessingDrawing" xmlns:w10="urn:schemas-microsoft-com:office:word" xmlns:w="http://schemas.openxmlformats.org/wordprocessingml/2006/main" xmlns:w14="http://schemas.microsoft.com/office/word/2010/wordml" xmlns:w15="http://schemas.microsoft.com/office/word/2012/wordml" xmlns:w16cex="http://schemas.microsoft.com/office/word/2018/wordml/cex" xmlns:w16cid="http://schemas.microsoft.com/office/word/2016/wordml/cid" xmlns:w16="http://schemas.microsoft.com/office/word/2018/wordml" xmlns:w16sdtdh="http://schemas.microsoft.com/office/word/2020/wordml/sdtdatahash" xmlns:w16se="http://schemas.microsoft.com/office/word/2015/wordml/symex" xmlns:wpg="http://schemas.microsoft.com/office/word/2010/wordprocessingGroup" xmlns:wpi="http://schemas.microsoft.com/office/word/2010/wordprocessingInk" xmlns:wne="http://schemas.microsoft.com/office/word/2006/wordml" xmlns:wps="http://schemas.microsoft.com/office/word/2010/wordprocessingShape" mc:Ignorable="w14 w15 w16se w16cid w16 w16cex w16sdtdh wp14">
+<w:endnotes xmlns:wpc="http://schemas.microsoft.com/office/word/2010/wordprocessingCanvas" xmlns:cx="http://schemas.microsoft.com/office/drawing/2014/chartex" xmlns:cx1="http://schemas.microsoft.com/office/drawing/2015/9/8/chartex" xmlns:cx2="http://schemas.microsoft.com/office/drawing/2015/10/21/chartex" xmlns:cx3="http://schemas.microsoft.com/office/drawing/2016/5/9/chartex" xmlns:cx4="http://schemas.microsoft.com/office/drawing/2016/5/10/chartex" xmlns:cx5="http://schemas.microsoft.com/office/drawing/2016/5/11/chartex" xmlns:cx6="http://schemas.microsoft.com/office/drawing/2016/5/12/chartex" xmlns:cx7="http://schemas.microsoft.com/office/drawing/2016/5/13/chartex" xmlns:cx8="http://schemas.microsoft.com/office/drawing/2016/5/14/chartex" xmlns:mc="http://schemas.openxmlformats.org/markup-compatibility/2006" xmlns:aink="http://schemas.microsoft.com/office/drawing/2016/ink" xmlns:am3d="http://schemas.microsoft.com/office/drawing/2017/model3d" xmlns:o="urn:schemas-microsoft-com:office:office" xmlns:oel="http://schemas.microsoft.com/office/2019/extlst" xmlns:r="http://schemas.openxmlformats.org/officeDocument/2006/relationships" xmlns:m="http://schemas.openxmlformats.org/officeDocument/2006/math" xmlns:v="urn:schemas-microsoft-com:vml" xmlns:wp14="http://schemas.microsoft.com/office/word/2010/wordprocessingDrawing" xmlns:wp="http://schemas.openxmlformats.org/drawingml/2006/wordprocessingDrawing" xmlns:w10="urn:schemas-microsoft-com:office:word" xmlns:w="http://schemas.openxmlformats.org/wordprocessingml/2006/main" xmlns:w14="http://schemas.microsoft.com/office/word/2010/wordml" xmlns:w15="http://schemas.microsoft.com/office/word/2012/wordml" xmlns:w16cex="http://schemas.microsoft.com/office/word/2018/wordml/cex" xmlns:w16cid="http://schemas.microsoft.com/office/word/2016/wordml/cid" xmlns:w16="http://schemas.microsoft.com/office/word/2018/wordml" xmlns:w16sdtdh="http://schemas.microsoft.com/office/word/2020/wordml/sdtdatahash" xmlns:w16se="http://schemas.microsoft.com/office/word/2015/wordml/symex" xmlns:wpg="http://schemas.microsoft.com/office/word/2010/wordprocessingGroup" xmlns:wpi="http://schemas.microsoft.com/office/word/2010/wordprocessingInk" xmlns:wne="http://schemas.microsoft.com/office/word/2006/wordml" xmlns:wps="http://schemas.microsoft.com/office/word/2010/wordprocessingShape" mc:Ignorable="w14 w15 w16se w16cid w16 w16cex w16sdtdh wp14">
   <w:endnote w:type="separator" w:id="-1">
     <w:p>
       <w:pPr>
@@ -16150,7 +16197,7 @@
     <w:charset w:val="00"/>
     <w:family w:val="swiss"/>
     <w:pitch w:val="variable"/>
-    <w:sig w:usb0="E0002EFF" w:usb1="C0007843" w:usb2="00000009" w:usb3="00000000" w:csb0="000001FF" w:csb1="00000000"/>
+    <w:sig w:usb0="E0002EFF" w:usb1="C000785B" w:usb2="00000009" w:usb3="00000000" w:csb0="000001FF" w:csb1="00000000"/>
   </w:font>
   <w:font w:name="Helvetica 65">
     <w:altName w:val="Arial"/>
@@ -16178,7 +16225,7 @@
     <w:family w:val="auto"/>
     <w:pitch w:val="default"/>
   </w:font>
-  <w:font w:name="Helvetica 55">
+  <w:font w:name="helvetica 55">
     <w:altName w:val="Arial"/>
     <w:charset w:val="00"/>
     <w:family w:val="auto"/>
@@ -16189,7 +16236,7 @@
     <w:charset w:val="00"/>
     <w:family w:val="roman"/>
     <w:pitch w:val="variable"/>
-    <w:sig w:usb0="E00002FF" w:usb1="420024FF" w:usb2="00000000" w:usb3="00000000" w:csb0="0000019F" w:csb1="00000000"/>
+    <w:sig w:usb0="E00006FF" w:usb1="420024FF" w:usb2="02000000" w:usb3="00000000" w:csb0="0000019F" w:csb1="00000000"/>
   </w:font>
   <w:font w:name="Courier New">
     <w:panose1 w:val="02070309020205020404"/>
@@ -16203,18 +16250,17 @@
     <w:charset w:val="00"/>
     <w:family w:val="swiss"/>
     <w:pitch w:val="variable"/>
-    <w:sig w:usb0="E0002AFF" w:usb1="C000247B" w:usb2="00000009" w:usb3="00000000" w:csb0="000001FF" w:csb1="00000000"/>
+    <w:sig w:usb0="E4002EFF" w:usb1="C200247B" w:usb2="00000009" w:usb3="00000000" w:csb0="000001FF" w:csb1="00000000"/>
   </w:font>
   <w:font w:name="DengXian">
     <w:altName w:val="等线"/>
     <w:panose1 w:val="02010600030101010101"/>
     <w:charset w:val="86"/>
-    <w:family w:val="auto"/>
-    <w:pitch w:val="variable"/>
-    <w:sig w:usb0="A00002BF" w:usb1="38CF7CFA" w:usb2="00000016" w:usb3="00000000" w:csb0="0004000F" w:csb1="00000000"/>
+    <w:family w:val="modern"/>
+    <w:pitch w:val="fixed"/>
+    <w:sig w:usb0="00000001" w:usb1="080E0000" w:usb2="00000010" w:usb3="00000000" w:csb0="00040000" w:csb1="00000000"/>
   </w:font>
   <w:font w:name="DengXian Light">
-    <w:panose1 w:val="02010600030101010101"/>
     <w:charset w:val="86"/>
     <w:family w:val="auto"/>
     <w:pitch w:val="variable"/>
@@ -16225,13 +16271,13 @@
     <w:charset w:val="00"/>
     <w:family w:val="swiss"/>
     <w:pitch w:val="variable"/>
-    <w:sig w:usb0="E0002AFF" w:usb1="C000247B" w:usb2="00000009" w:usb3="00000000" w:csb0="000001FF" w:csb1="00000000"/>
+    <w:sig w:usb0="E4002EFF" w:usb1="C200247B" w:usb2="00000009" w:usb3="00000000" w:csb0="000001FF" w:csb1="00000000"/>
   </w:font>
 </w:fonts>
 </file>
 
 <file path=word/glossary/footnotes.xml><?xml version="1.0" encoding="utf-8"?>
-<w:footnotes xmlns:wpc="http://schemas.microsoft.com/office/word/2010/wordprocessingCanvas" xmlns:cx="http://schemas.microsoft.com/office/drawing/2014/chartex" xmlns:cx1="http://schemas.microsoft.com/office/drawing/2015/9/8/chartex" xmlns:cx2="http://schemas.microsoft.com/office/drawing/2015/10/21/chartex" xmlns:cx3="http://schemas.microsoft.com/office/drawing/2016/5/9/chartex" xmlns:cx4="http://schemas.microsoft.com/office/drawing/2016/5/10/chartex" xmlns:cx5="http://schemas.microsoft.com/office/drawing/2016/5/11/chartex" xmlns:cx6="http://schemas.microsoft.com/office/drawing/2016/5/12/chartex" xmlns:cx7="http://schemas.microsoft.com/office/drawing/2016/5/13/chartex" xmlns:cx8="http://schemas.microsoft.com/office/drawing/2016/5/14/chartex" xmlns:mc="http://schemas.openxmlformats.org/markup-compatibility/2006" xmlns:aink="http://schemas.microsoft.com/office/drawing/2016/ink" xmlns:am3d="http://schemas.microsoft.com/office/drawing/2017/model3d" xmlns:o="urn:schemas-microsoft-com:office:office" xmlns:r="http://schemas.openxmlformats.org/officeDocument/2006/relationships" xmlns:m="http://schemas.openxmlformats.org/officeDocument/2006/math" xmlns:v="urn:schemas-microsoft-com:vml" xmlns:wp14="http://schemas.microsoft.com/office/word/2010/wordprocessingDrawing" xmlns:wp="http://schemas.openxmlformats.org/drawingml/2006/wordprocessingDrawing" xmlns:w10="urn:schemas-microsoft-com:office:word" xmlns:w="http://schemas.openxmlformats.org/wordprocessingml/2006/main" xmlns:w14="http://schemas.microsoft.com/office/word/2010/wordml" xmlns:w15="http://schemas.microsoft.com/office/word/2012/wordml" xmlns:w16cex="http://schemas.microsoft.com/office/word/2018/wordml/cex" xmlns:w16cid="http://schemas.microsoft.com/office/word/2016/wordml/cid" xmlns:w16="http://schemas.microsoft.com/office/word/2018/wordml" xmlns:w16sdtdh="http://schemas.microsoft.com/office/word/2020/wordml/sdtdatahash" xmlns:w16se="http://schemas.microsoft.com/office/word/2015/wordml/symex" xmlns:wpg="http://schemas.microsoft.com/office/word/2010/wordprocessingGroup" xmlns:wpi="http://schemas.microsoft.com/office/word/2010/wordprocessingInk" xmlns:wne="http://schemas.microsoft.com/office/word/2006/wordml" xmlns:wps="http://schemas.microsoft.com/office/word/2010/wordprocessingShape" mc:Ignorable="w14 w15 w16se w16cid w16 w16cex w16sdtdh wp14">
+<w:footnotes xmlns:wpc="http://schemas.microsoft.com/office/word/2010/wordprocessingCanvas" xmlns:cx="http://schemas.microsoft.com/office/drawing/2014/chartex" xmlns:cx1="http://schemas.microsoft.com/office/drawing/2015/9/8/chartex" xmlns:cx2="http://schemas.microsoft.com/office/drawing/2015/10/21/chartex" xmlns:cx3="http://schemas.microsoft.com/office/drawing/2016/5/9/chartex" xmlns:cx4="http://schemas.microsoft.com/office/drawing/2016/5/10/chartex" xmlns:cx5="http://schemas.microsoft.com/office/drawing/2016/5/11/chartex" xmlns:cx6="http://schemas.microsoft.com/office/drawing/2016/5/12/chartex" xmlns:cx7="http://schemas.microsoft.com/office/drawing/2016/5/13/chartex" xmlns:cx8="http://schemas.microsoft.com/office/drawing/2016/5/14/chartex" xmlns:mc="http://schemas.openxmlformats.org/markup-compatibility/2006" xmlns:aink="http://schemas.microsoft.com/office/drawing/2016/ink" xmlns:am3d="http://schemas.microsoft.com/office/drawing/2017/model3d" xmlns:o="urn:schemas-microsoft-com:office:office" xmlns:oel="http://schemas.microsoft.com/office/2019/extlst" xmlns:r="http://schemas.openxmlformats.org/officeDocument/2006/relationships" xmlns:m="http://schemas.openxmlformats.org/officeDocument/2006/math" xmlns:v="urn:schemas-microsoft-com:vml" xmlns:wp14="http://schemas.microsoft.com/office/word/2010/wordprocessingDrawing" xmlns:wp="http://schemas.openxmlformats.org/drawingml/2006/wordprocessingDrawing" xmlns:w10="urn:schemas-microsoft-com:office:word" xmlns:w="http://schemas.openxmlformats.org/wordprocessingml/2006/main" xmlns:w14="http://schemas.microsoft.com/office/word/2010/wordml" xmlns:w15="http://schemas.microsoft.com/office/word/2012/wordml" xmlns:w16cex="http://schemas.microsoft.com/office/word/2018/wordml/cex" xmlns:w16cid="http://schemas.microsoft.com/office/word/2016/wordml/cid" xmlns:w16="http://schemas.microsoft.com/office/word/2018/wordml" xmlns:w16sdtdh="http://schemas.microsoft.com/office/word/2020/wordml/sdtdatahash" xmlns:w16se="http://schemas.microsoft.com/office/word/2015/wordml/symex" xmlns:wpg="http://schemas.microsoft.com/office/word/2010/wordprocessingGroup" xmlns:wpi="http://schemas.microsoft.com/office/word/2010/wordprocessingInk" xmlns:wne="http://schemas.microsoft.com/office/word/2006/wordml" xmlns:wps="http://schemas.microsoft.com/office/word/2010/wordprocessingShape" mc:Ignorable="w14 w15 w16se w16cid w16 w16cex w16sdtdh wp14">
   <w:footnote w:type="separator" w:id="-1">
     <w:p>
       <w:pPr>
@@ -16280,6 +16326,7 @@
     <w:rsidRoot w:val="00C62C04"/>
     <w:rsid w:val="004905A9"/>
     <w:rsid w:val="00B47E3B"/>
+    <w:rsid w:val="00C57015"/>
     <w:rsid w:val="00C62C04"/>
   </w:rsids>
   <m:mathPr>
@@ -28425,15 +28472,15 @@
 </file>
 
 <file path=customXml/item1.xml><?xml version="1.0" encoding="utf-8"?>
+<go:gDocsCustomXmlDataStorage xmlns:go="http://customooxmlschemas.google.com/" xmlns:r="http://schemas.openxmlformats.org/officeDocument/2006/relationships">
+  <go:docsCustomData xmlns:go="http://customooxmlschemas.google.com/" roundtripDataSignature="AMtx7mipVBi90quRdZGDZibCcCfr8/rTUw==">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</go:docsCustomData>
+</go:gDocsCustomXmlDataStorage>
+</file>
+
+<file path=customXml/item2.xml><?xml version="1.0" encoding="utf-8"?>
 <w:settings xmlns:w="http://schemas.openxmlformats.org/wordprocessingml/2006/main">
   <w:SpecialFormsHighlight w:val="c9c8ff"/>
 </w:settings>
-</file>
-
-<file path=customXml/item2.xml><?xml version="1.0" encoding="utf-8"?>
-<go:gDocsCustomXmlDataStorage xmlns:go="http://customooxmlschemas.google.com/" xmlns:r="http://schemas.openxmlformats.org/officeDocument/2006/relationships">
-  <go:docsCustomData xmlns:go="http://customooxmlschemas.google.com/" roundtripDataSignature="AMtx7mipVBi90quRdZGDZibCcCfr8/rTUw==">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</go:docsCustomData>
-</go:gDocsCustomXmlDataStorage>
 </file>
 
 <file path=customXml/item3.xml><?xml version="1.0" encoding="utf-8"?>
@@ -28441,18 +28488,18 @@
 </file>
 
 <file path=customXml/itemProps1.xml><?xml version="1.0" encoding="utf-8"?>
-<ds:datastoreItem xmlns:ds="http://schemas.openxmlformats.org/officeDocument/2006/customXml" ds:itemID="{5D0AEA6B-E499-4EEF-98A3-AFBB261C493E}">
+<ds:datastoreItem xmlns:ds="http://schemas.openxmlformats.org/officeDocument/2006/customXml" ds:itemID="{11111111-1234-1234-1234-123412341234}">
   <ds:schemaRefs>
-    <ds:schemaRef ds:uri="http://schemas.openxmlformats.org/wordprocessingml/2006/main"/>
+    <ds:schemaRef ds:uri="http://customooxmlschemas.google.com/"/>
+    <ds:schemaRef ds:uri="http://schemas.openxmlformats.org/officeDocument/2006/relationships"/>
   </ds:schemaRefs>
 </ds:datastoreItem>
 </file>
 
 <file path=customXml/itemProps2.xml><?xml version="1.0" encoding="utf-8"?>
-<ds:datastoreItem xmlns:ds="http://schemas.openxmlformats.org/officeDocument/2006/customXml" ds:itemID="{11111111-1234-1234-1234-123412341234}">
+<ds:datastoreItem xmlns:ds="http://schemas.openxmlformats.org/officeDocument/2006/customXml" ds:itemID="{5D0AEA6B-E499-4EEF-98A3-AFBB261C493E}">
   <ds:schemaRefs>
-    <ds:schemaRef ds:uri="http://customooxmlschemas.google.com/"/>
-    <ds:schemaRef ds:uri="http://schemas.openxmlformats.org/officeDocument/2006/relationships"/>
+    <ds:schemaRef ds:uri="http://schemas.openxmlformats.org/wordprocessingml/2006/main"/>
   </ds:schemaRefs>
 </ds:datastoreItem>
 </file>
